--- a/backend-exhibits/Google My Drive & SharedDrive to Google My Drive & SharedDrive std Inscope.docx
+++ b/backend-exhibits/Google My Drive & SharedDrive to Google My Drive & SharedDrive std Inscope.docx
@@ -51,7 +51,7 @@
             </w:pPr>
             <w:r>
               <w:rPr>
-                <w:rFonts w:ascii="Arial" w:eastAsia="Arial" w:hAnsi="Arial" w:cs="Arial"/>
+                <w:rFonts w:ascii="Arial" w:hAnsi="Arial" w:cs="Arial" w:eastAsia="Arial"/>
                 <w:b/>
                 <w:sz w:val="21"/>
                 <w:szCs w:val="21"/>
@@ -85,7 +85,7 @@
             </w:pPr>
             <w:r>
               <w:rPr>
-                <w:rFonts w:ascii="Arial" w:eastAsia="Arial" w:hAnsi="Arial" w:cs="Arial"/>
+                <w:rFonts w:ascii="Arial" w:hAnsi="Arial" w:cs="Arial" w:eastAsia="Arial"/>
                 <w:b/>
                 <w:sz w:val="21"/>
                 <w:szCs w:val="21"/>
@@ -115,7 +115,7 @@
             <w:proofErr w:type="spellStart"/>
             <w:r>
               <w:rPr>
-                <w:rFonts w:ascii="Arial" w:eastAsia="Arial" w:hAnsi="Arial" w:cs="Arial"/>
+                <w:rFonts w:ascii="Arial" w:hAnsi="Arial" w:cs="Arial" w:eastAsia="Arial"/>
                 <w:sz w:val="21"/>
                 <w:szCs w:val="21"/>
               </w:rPr>
@@ -124,7 +124,7 @@
             <w:proofErr w:type="spellEnd"/>
             <w:r>
               <w:rPr>
-                <w:rFonts w:ascii="Arial" w:eastAsia="Arial" w:hAnsi="Arial" w:cs="Arial"/>
+                <w:rFonts w:ascii="Arial" w:hAnsi="Arial" w:cs="Arial" w:eastAsia="Arial"/>
                 <w:sz w:val="21"/>
                 <w:szCs w:val="21"/>
               </w:rPr>
@@ -157,7 +157,7 @@
             </w:pPr>
             <w:r>
               <w:rPr>
-                <w:rFonts w:ascii="Arial" w:eastAsia="Arial" w:hAnsi="Arial" w:cs="Arial"/>
+                <w:rFonts w:ascii="Arial" w:hAnsi="Arial" w:cs="Arial" w:eastAsia="Arial"/>
                 <w:b/>
                 <w:sz w:val="21"/>
                 <w:szCs w:val="21"/>
@@ -185,7 +185,7 @@
             </w:pPr>
             <w:r>
               <w:rPr>
-                <w:rFonts w:ascii="Arial" w:eastAsia="Arial" w:hAnsi="Arial" w:cs="Arial"/>
+                <w:rFonts w:ascii="Arial" w:hAnsi="Arial" w:cs="Arial" w:eastAsia="Arial"/>
                 <w:sz w:val="21"/>
                 <w:szCs w:val="21"/>
               </w:rPr>
@@ -218,7 +218,7 @@
             </w:pPr>
             <w:r>
               <w:rPr>
-                <w:rFonts w:ascii="Arial" w:eastAsia="Arial" w:hAnsi="Arial" w:cs="Arial"/>
+                <w:rFonts w:ascii="Arial" w:hAnsi="Arial" w:cs="Arial" w:eastAsia="Arial"/>
                 <w:b/>
                 <w:sz w:val="21"/>
                 <w:szCs w:val="21"/>
@@ -246,7 +246,7 @@
             </w:pPr>
             <w:r>
               <w:rPr>
-                <w:rFonts w:ascii="Arial" w:eastAsia="Arial" w:hAnsi="Arial" w:cs="Arial"/>
+                <w:rFonts w:ascii="Arial" w:hAnsi="Arial" w:cs="Arial" w:eastAsia="Arial"/>
                 <w:sz w:val="21"/>
                 <w:szCs w:val="21"/>
               </w:rPr>
@@ -280,7 +280,7 @@
             </w:pPr>
             <w:r>
               <w:rPr>
-                <w:rFonts w:ascii="Arial" w:eastAsia="Arial" w:hAnsi="Arial" w:cs="Arial"/>
+                <w:rFonts w:ascii="Arial" w:hAnsi="Arial" w:cs="Arial" w:eastAsia="Arial"/>
                 <w:b/>
                 <w:sz w:val="21"/>
                 <w:szCs w:val="21"/>
@@ -310,7 +310,7 @@
             <w:proofErr w:type="spellStart"/>
             <w:r>
               <w:rPr>
-                <w:rFonts w:ascii="Arial" w:eastAsia="Arial" w:hAnsi="Arial" w:cs="Arial"/>
+                <w:rFonts w:ascii="Arial" w:hAnsi="Arial" w:cs="Arial" w:eastAsia="Arial"/>
                 <w:sz w:val="21"/>
                 <w:szCs w:val="21"/>
               </w:rPr>
@@ -319,7 +319,7 @@
             <w:proofErr w:type="spellEnd"/>
             <w:r>
               <w:rPr>
-                <w:rFonts w:ascii="Arial" w:eastAsia="Arial" w:hAnsi="Arial" w:cs="Arial"/>
+                <w:rFonts w:ascii="Arial" w:hAnsi="Arial" w:cs="Arial" w:eastAsia="Arial"/>
                 <w:sz w:val="21"/>
                 <w:szCs w:val="21"/>
               </w:rPr>
@@ -352,7 +352,7 @@
             </w:pPr>
             <w:r>
               <w:rPr>
-                <w:rFonts w:ascii="Arial" w:eastAsia="Arial" w:hAnsi="Arial" w:cs="Arial"/>
+                <w:rFonts w:ascii="Arial" w:hAnsi="Arial" w:cs="Arial" w:eastAsia="Arial"/>
                 <w:b/>
                 <w:sz w:val="21"/>
                 <w:szCs w:val="21"/>
@@ -381,7 +381,7 @@
             <w:proofErr w:type="spellStart"/>
             <w:r>
               <w:rPr>
-                <w:rFonts w:ascii="Arial" w:eastAsia="Arial" w:hAnsi="Arial" w:cs="Arial"/>
+                <w:rFonts w:ascii="Arial" w:hAnsi="Arial" w:cs="Arial" w:eastAsia="Arial"/>
                 <w:sz w:val="21"/>
                 <w:szCs w:val="21"/>
               </w:rPr>
@@ -390,7 +390,7 @@
             <w:proofErr w:type="spellEnd"/>
             <w:r>
               <w:rPr>
-                <w:rFonts w:ascii="Arial" w:eastAsia="Arial" w:hAnsi="Arial" w:cs="Arial"/>
+                <w:rFonts w:ascii="Arial" w:hAnsi="Arial" w:cs="Arial" w:eastAsia="Arial"/>
                 <w:sz w:val="21"/>
                 <w:szCs w:val="21"/>
               </w:rPr>
@@ -423,7 +423,7 @@
             </w:pPr>
             <w:r>
               <w:rPr>
-                <w:rFonts w:ascii="Arial" w:eastAsia="Arial" w:hAnsi="Arial" w:cs="Arial"/>
+                <w:rFonts w:ascii="Arial" w:hAnsi="Arial" w:cs="Arial" w:eastAsia="Arial"/>
                 <w:b/>
                 <w:sz w:val="21"/>
                 <w:szCs w:val="21"/>
@@ -452,7 +452,7 @@
             <w:proofErr w:type="spellStart"/>
             <w:r>
               <w:rPr>
-                <w:rFonts w:ascii="Arial" w:eastAsia="Arial" w:hAnsi="Arial" w:cs="Arial"/>
+                <w:rFonts w:ascii="Arial" w:hAnsi="Arial" w:cs="Arial" w:eastAsia="Arial"/>
                 <w:sz w:val="21"/>
                 <w:szCs w:val="21"/>
               </w:rPr>
@@ -461,7 +461,7 @@
             <w:proofErr w:type="spellEnd"/>
             <w:r>
               <w:rPr>
-                <w:rFonts w:ascii="Arial" w:eastAsia="Arial" w:hAnsi="Arial" w:cs="Arial"/>
+                <w:rFonts w:ascii="Arial" w:hAnsi="Arial" w:cs="Arial" w:eastAsia="Arial"/>
                 <w:sz w:val="21"/>
                 <w:szCs w:val="21"/>
               </w:rPr>
@@ -494,7 +494,7 @@
             </w:pPr>
             <w:r>
               <w:rPr>
-                <w:rFonts w:ascii="Arial" w:eastAsia="Arial" w:hAnsi="Arial" w:cs="Arial"/>
+                <w:rFonts w:ascii="Arial" w:hAnsi="Arial" w:cs="Arial" w:eastAsia="Arial"/>
                 <w:b/>
                 <w:sz w:val="21"/>
                 <w:szCs w:val="21"/>
@@ -524,7 +524,7 @@
             <w:proofErr w:type="spellStart"/>
             <w:r>
               <w:rPr>
-                <w:rFonts w:ascii="Arial" w:eastAsia="Arial" w:hAnsi="Arial" w:cs="Arial"/>
+                <w:rFonts w:ascii="Arial" w:hAnsi="Arial" w:cs="Arial" w:eastAsia="Arial"/>
                 <w:sz w:val="21"/>
                 <w:szCs w:val="21"/>
               </w:rPr>
@@ -533,7 +533,7 @@
             <w:proofErr w:type="spellEnd"/>
             <w:r>
               <w:rPr>
-                <w:rFonts w:ascii="Arial" w:eastAsia="Arial" w:hAnsi="Arial" w:cs="Arial"/>
+                <w:rFonts w:ascii="Arial" w:hAnsi="Arial" w:cs="Arial" w:eastAsia="Arial"/>
                 <w:sz w:val="21"/>
                 <w:szCs w:val="21"/>
               </w:rPr>
@@ -566,7 +566,7 @@
             </w:pPr>
             <w:r>
               <w:rPr>
-                <w:rFonts w:ascii="Arial" w:eastAsia="Arial" w:hAnsi="Arial" w:cs="Arial"/>
+                <w:rFonts w:ascii="Arial" w:hAnsi="Arial" w:cs="Arial" w:eastAsia="Arial"/>
                 <w:b/>
                 <w:sz w:val="21"/>
                 <w:szCs w:val="21"/>
@@ -594,7 +594,7 @@
             </w:pPr>
             <w:r>
               <w:rPr>
-                <w:rFonts w:ascii="Arial" w:eastAsia="Arial" w:hAnsi="Arial" w:cs="Arial"/>
+                <w:rFonts w:ascii="Arial" w:hAnsi="Arial" w:cs="Arial" w:eastAsia="Arial"/>
                 <w:sz w:val="21"/>
                 <w:szCs w:val="21"/>
               </w:rPr>
@@ -627,7 +627,7 @@
             </w:pPr>
             <w:r>
               <w:rPr>
-                <w:rFonts w:ascii="Arial" w:eastAsia="Arial" w:hAnsi="Arial" w:cs="Arial"/>
+                <w:rFonts w:ascii="Arial" w:hAnsi="Arial" w:cs="Arial" w:eastAsia="Arial"/>
                 <w:b/>
                 <w:sz w:val="21"/>
                 <w:szCs w:val="21"/>
@@ -655,7 +655,7 @@
             </w:pPr>
             <w:r>
               <w:rPr>
-                <w:rFonts w:ascii="Arial" w:eastAsia="Arial" w:hAnsi="Arial" w:cs="Arial"/>
+                <w:rFonts w:ascii="Arial" w:hAnsi="Arial" w:cs="Arial" w:eastAsia="Arial"/>
                 <w:sz w:val="21"/>
                 <w:szCs w:val="21"/>
               </w:rPr>
@@ -688,7 +688,7 @@
             </w:pPr>
             <w:r>
               <w:rPr>
-                <w:rFonts w:ascii="Arial" w:eastAsia="Arial" w:hAnsi="Arial" w:cs="Arial"/>
+                <w:rFonts w:ascii="Arial" w:hAnsi="Arial" w:cs="Arial" w:eastAsia="Arial"/>
                 <w:b/>
                 <w:sz w:val="21"/>
                 <w:szCs w:val="21"/>
@@ -717,7 +717,7 @@
             </w:pPr>
             <w:r>
               <w:rPr>
-                <w:rFonts w:ascii="Arial" w:eastAsia="Arial" w:hAnsi="Arial" w:cs="Arial"/>
+                <w:rFonts w:ascii="Arial" w:hAnsi="Arial" w:cs="Arial" w:eastAsia="Arial"/>
                 <w:sz w:val="21"/>
                 <w:szCs w:val="21"/>
               </w:rPr>
@@ -750,7 +750,7 @@
             </w:pPr>
             <w:r>
               <w:rPr>
-                <w:rFonts w:ascii="Arial" w:eastAsia="Arial" w:hAnsi="Arial" w:cs="Arial"/>
+                <w:rFonts w:ascii="Arial" w:hAnsi="Arial" w:cs="Arial" w:eastAsia="Arial"/>
                 <w:b/>
                 <w:sz w:val="21"/>
                 <w:szCs w:val="21"/>
@@ -779,7 +779,7 @@
             </w:pPr>
             <w:r>
               <w:rPr>
-                <w:rFonts w:ascii="Arial" w:eastAsia="Arial" w:hAnsi="Arial" w:cs="Arial"/>
+                <w:rFonts w:ascii="Arial" w:hAnsi="Arial" w:cs="Arial" w:eastAsia="Arial"/>
                 <w:sz w:val="21"/>
                 <w:szCs w:val="21"/>
               </w:rPr>
@@ -812,7 +812,7 @@
             </w:pPr>
             <w:r>
               <w:rPr>
-                <w:rFonts w:ascii="Arial" w:eastAsia="Arial" w:hAnsi="Arial" w:cs="Arial"/>
+                <w:rFonts w:ascii="Arial" w:hAnsi="Arial" w:cs="Arial" w:eastAsia="Arial"/>
                 <w:b/>
                 <w:sz w:val="21"/>
                 <w:szCs w:val="21"/>
@@ -840,7 +840,7 @@
             </w:pPr>
             <w:r>
               <w:rPr>
-                <w:rFonts w:ascii="Arial" w:eastAsia="Arial" w:hAnsi="Arial" w:cs="Arial"/>
+                <w:rFonts w:ascii="Arial" w:hAnsi="Arial" w:cs="Arial" w:eastAsia="Arial"/>
                 <w:sz w:val="21"/>
                 <w:szCs w:val="21"/>
               </w:rPr>
@@ -873,7 +873,7 @@
             </w:pPr>
             <w:r>
               <w:rPr>
-                <w:rFonts w:ascii="Arial" w:eastAsia="Arial" w:hAnsi="Arial" w:cs="Arial"/>
+                <w:rFonts w:ascii="Arial" w:hAnsi="Arial" w:cs="Arial" w:eastAsia="Arial"/>
                 <w:b/>
                 <w:sz w:val="21"/>
                 <w:szCs w:val="21"/>
@@ -902,7 +902,7 @@
             </w:pPr>
             <w:r>
               <w:rPr>
-                <w:rFonts w:ascii="Arial" w:eastAsia="Arial" w:hAnsi="Arial" w:cs="Arial"/>
+                <w:rFonts w:ascii="Arial" w:hAnsi="Arial" w:cs="Arial" w:eastAsia="Arial"/>
                 <w:sz w:val="21"/>
                 <w:szCs w:val="21"/>
               </w:rPr>
@@ -956,7 +956,7 @@
             </w:pPr>
             <w:r>
               <w:rPr>
-                <w:rFonts w:ascii="Arial" w:eastAsia="Arial" w:hAnsi="Arial" w:cs="Arial"/>
+                <w:rFonts w:ascii="Arial" w:hAnsi="Arial" w:cs="Arial" w:eastAsia="Arial"/>
                 <w:b/>
                 <w:sz w:val="21"/>
               </w:rPr>
@@ -965,7 +965,7 @@
             <w:proofErr w:type="spellStart"/>
             <w:r>
               <w:rPr>
-                <w:rFonts w:ascii="Arial" w:eastAsia="Arial" w:hAnsi="Arial" w:cs="Arial"/>
+                <w:rFonts w:ascii="Arial" w:hAnsi="Arial" w:cs="Arial" w:eastAsia="Arial"/>
                 <w:b/>
                 <w:sz w:val="21"/>
               </w:rPr>
@@ -974,7 +974,7 @@
             <w:proofErr w:type="spellEnd"/>
             <w:r>
               <w:rPr>
-                <w:rFonts w:ascii="Arial" w:eastAsia="Arial" w:hAnsi="Arial" w:cs="Arial"/>
+                <w:rFonts w:ascii="Arial" w:hAnsi="Arial" w:cs="Arial" w:eastAsia="Arial"/>
                 <w:b/>
                 <w:sz w:val="21"/>
               </w:rPr>
@@ -983,7 +983,7 @@
             <w:proofErr w:type="spellStart"/>
             <w:r>
               <w:rPr>
-                <w:rFonts w:ascii="Arial" w:eastAsia="Arial" w:hAnsi="Arial" w:cs="Arial"/>
+                <w:rFonts w:ascii="Arial" w:hAnsi="Arial" w:cs="Arial" w:eastAsia="Arial"/>
                 <w:b/>
                 <w:sz w:val="21"/>
               </w:rPr>
@@ -992,7 +992,7 @@
             <w:proofErr w:type="spellEnd"/>
             <w:r>
               <w:rPr>
-                <w:rFonts w:ascii="Arial" w:eastAsia="Arial" w:hAnsi="Arial" w:cs="Arial"/>
+                <w:rFonts w:ascii="Arial" w:hAnsi="Arial" w:cs="Arial" w:eastAsia="Arial"/>
                 <w:b/>
                 <w:sz w:val="21"/>
               </w:rPr>
@@ -1018,7 +1018,7 @@
           <w:p>
             <w:r>
               <w:rPr>
-                <w:rFonts w:ascii="Arial" w:eastAsia="Arial" w:hAnsi="Arial" w:cs="Arial"/>
+                <w:rFonts w:ascii="Arial" w:hAnsi="Arial" w:cs="Arial" w:eastAsia="Arial"/>
                 <w:b/>
                 <w:sz w:val="21"/>
               </w:rPr>
@@ -1043,7 +1043,7 @@
             <w:proofErr w:type="spellStart"/>
             <w:r>
               <w:rPr>
-                <w:rFonts w:ascii="Arial" w:eastAsia="Arial" w:hAnsi="Arial" w:cs="Arial"/>
+                <w:rFonts w:ascii="Arial" w:hAnsi="Arial" w:cs="Arial" w:eastAsia="Arial"/>
                 <w:sz w:val="21"/>
               </w:rPr>
               <w:t>CloudFuze</w:t>
@@ -1051,7 +1051,7 @@
             <w:proofErr w:type="spellEnd"/>
             <w:r>
               <w:rPr>
-                <w:rFonts w:ascii="Arial" w:eastAsia="Arial" w:hAnsi="Arial" w:cs="Arial"/>
+                <w:rFonts w:ascii="Arial" w:hAnsi="Arial" w:cs="Arial" w:eastAsia="Arial"/>
                 <w:sz w:val="21"/>
               </w:rPr>
               <w:t xml:space="preserve"> ensures the seamless migration of the data from the source cloud to destination, preserving the accuracy and integrity of the data structure.</w:t>
@@ -1076,7 +1076,7 @@
           <w:p>
             <w:r>
               <w:rPr>
-                <w:rFonts w:ascii="Arial" w:eastAsia="Arial" w:hAnsi="Arial" w:cs="Arial"/>
+                <w:rFonts w:ascii="Arial" w:hAnsi="Arial" w:cs="Arial" w:eastAsia="Arial"/>
                 <w:b/>
                 <w:sz w:val="21"/>
               </w:rPr>
@@ -1101,7 +1101,7 @@
             </w:pPr>
             <w:r>
               <w:rPr>
-                <w:rFonts w:ascii="Arial" w:eastAsia="Arial" w:hAnsi="Arial" w:cs="Arial"/>
+                <w:rFonts w:ascii="Arial" w:hAnsi="Arial" w:cs="Arial" w:eastAsia="Arial"/>
                 <w:sz w:val="21"/>
               </w:rPr>
               <w:t>The initial data migration from source to destination is considered as One-time migration.</w:t>
@@ -1126,7 +1126,7 @@
           <w:p>
             <w:r>
               <w:rPr>
-                <w:rFonts w:ascii="Arial" w:eastAsia="Arial" w:hAnsi="Arial" w:cs="Arial"/>
+                <w:rFonts w:ascii="Arial" w:hAnsi="Arial" w:cs="Arial" w:eastAsia="Arial"/>
                 <w:b/>
                 <w:sz w:val="21"/>
               </w:rPr>
@@ -1150,7 +1150,7 @@
             </w:pPr>
             <w:r>
               <w:rPr>
-                <w:rFonts w:ascii="Arial" w:eastAsia="Arial" w:hAnsi="Arial" w:cs="Arial"/>
+                <w:rFonts w:ascii="Arial" w:hAnsi="Arial" w:cs="Arial" w:eastAsia="Arial"/>
                 <w:sz w:val="21"/>
               </w:rPr>
               <w:t>Migration of incremental changes made in source during the onetime migration.</w:t>
@@ -1175,7 +1175,7 @@
           <w:p>
             <w:r>
               <w:rPr>
-                <w:rFonts w:ascii="Arial" w:eastAsia="Arial" w:hAnsi="Arial" w:cs="Arial"/>
+                <w:rFonts w:ascii="Arial" w:hAnsi="Arial" w:cs="Arial" w:eastAsia="Arial"/>
                 <w:b/>
                 <w:sz w:val="21"/>
               </w:rPr>
@@ -1200,7 +1200,7 @@
             <w:proofErr w:type="spellStart"/>
             <w:r>
               <w:rPr>
-                <w:rFonts w:ascii="Arial" w:eastAsia="Arial" w:hAnsi="Arial" w:cs="Arial"/>
+                <w:rFonts w:ascii="Arial" w:hAnsi="Arial" w:cs="Arial" w:eastAsia="Arial"/>
                 <w:sz w:val="21"/>
               </w:rPr>
               <w:t>CloudFuze</w:t>
@@ -1208,7 +1208,7 @@
             <w:proofErr w:type="spellEnd"/>
             <w:r>
               <w:rPr>
-                <w:rFonts w:ascii="Arial" w:eastAsia="Arial" w:hAnsi="Arial" w:cs="Arial"/>
+                <w:rFonts w:ascii="Arial" w:hAnsi="Arial" w:cs="Arial" w:eastAsia="Arial"/>
                 <w:sz w:val="21"/>
               </w:rPr>
               <w:t xml:space="preserve"> preserves all root folder permissions along with access levels.</w:t>
@@ -1233,7 +1233,7 @@
           <w:p>
             <w:r>
               <w:rPr>
-                <w:rFonts w:ascii="Arial" w:eastAsia="Arial" w:hAnsi="Arial" w:cs="Arial"/>
+                <w:rFonts w:ascii="Arial" w:hAnsi="Arial" w:cs="Arial" w:eastAsia="Arial"/>
                 <w:b/>
                 <w:sz w:val="21"/>
               </w:rPr>
@@ -1259,7 +1259,7 @@
             <w:proofErr w:type="spellStart"/>
             <w:r>
               <w:rPr>
-                <w:rFonts w:ascii="Arial" w:eastAsia="Arial" w:hAnsi="Arial" w:cs="Arial"/>
+                <w:rFonts w:ascii="Arial" w:hAnsi="Arial" w:cs="Arial" w:eastAsia="Arial"/>
                 <w:sz w:val="21"/>
               </w:rPr>
               <w:t>CloudFuze</w:t>
@@ -1267,7 +1267,7 @@
             <w:proofErr w:type="spellEnd"/>
             <w:r>
               <w:rPr>
-                <w:rFonts w:ascii="Arial" w:eastAsia="Arial" w:hAnsi="Arial" w:cs="Arial"/>
+                <w:rFonts w:ascii="Arial" w:hAnsi="Arial" w:cs="Arial" w:eastAsia="Arial"/>
                 <w:sz w:val="21"/>
               </w:rPr>
               <w:t xml:space="preserve"> preserves all Root file permissions along with access levels.</w:t>
@@ -1292,7 +1292,7 @@
           <w:p>
             <w:r>
               <w:rPr>
-                <w:rFonts w:ascii="Arial" w:eastAsia="Arial" w:hAnsi="Arial" w:cs="Arial"/>
+                <w:rFonts w:ascii="Arial" w:hAnsi="Arial" w:cs="Arial" w:eastAsia="Arial"/>
                 <w:b/>
                 <w:sz w:val="21"/>
               </w:rPr>
@@ -1317,7 +1317,7 @@
             <w:proofErr w:type="spellStart"/>
             <w:r>
               <w:rPr>
-                <w:rFonts w:ascii="Arial" w:eastAsia="Arial" w:hAnsi="Arial" w:cs="Arial"/>
+                <w:rFonts w:ascii="Arial" w:hAnsi="Arial" w:cs="Arial" w:eastAsia="Arial"/>
                 <w:sz w:val="21"/>
               </w:rPr>
               <w:t>CloudFuze</w:t>
@@ -1325,7 +1325,7 @@
             <w:proofErr w:type="spellEnd"/>
             <w:r>
               <w:rPr>
-                <w:rFonts w:ascii="Arial" w:eastAsia="Arial" w:hAnsi="Arial" w:cs="Arial"/>
+                <w:rFonts w:ascii="Arial" w:hAnsi="Arial" w:cs="Arial" w:eastAsia="Arial"/>
                 <w:sz w:val="21"/>
               </w:rPr>
               <w:t xml:space="preserve"> preserves all subfolder permissions along with access levels.</w:t>
@@ -1350,7 +1350,7 @@
           <w:p>
             <w:r>
               <w:rPr>
-                <w:rFonts w:ascii="Arial" w:eastAsia="Arial" w:hAnsi="Arial" w:cs="Arial"/>
+                <w:rFonts w:ascii="Arial" w:hAnsi="Arial" w:cs="Arial" w:eastAsia="Arial"/>
                 <w:b/>
                 <w:sz w:val="21"/>
               </w:rPr>
@@ -1375,7 +1375,7 @@
             <w:proofErr w:type="spellStart"/>
             <w:r>
               <w:rPr>
-                <w:rFonts w:ascii="Arial" w:eastAsia="Arial" w:hAnsi="Arial" w:cs="Arial"/>
+                <w:rFonts w:ascii="Arial" w:hAnsi="Arial" w:cs="Arial" w:eastAsia="Arial"/>
                 <w:sz w:val="21"/>
               </w:rPr>
               <w:t>CloudFuze</w:t>
@@ -1383,7 +1383,7 @@
             <w:proofErr w:type="spellEnd"/>
             <w:r>
               <w:rPr>
-                <w:rFonts w:ascii="Arial" w:eastAsia="Arial" w:hAnsi="Arial" w:cs="Arial"/>
+                <w:rFonts w:ascii="Arial" w:hAnsi="Arial" w:cs="Arial" w:eastAsia="Arial"/>
                 <w:sz w:val="21"/>
               </w:rPr>
               <w:t xml:space="preserve"> can migrate external permissions (Files/Folders shared with people of outside organizations) of files/folders to the destination along with access levels.</w:t>
@@ -1408,7 +1408,7 @@
           <w:p>
             <w:r>
               <w:rPr>
-                <w:rFonts w:ascii="Arial" w:eastAsia="Arial" w:hAnsi="Arial" w:cs="Arial"/>
+                <w:rFonts w:ascii="Arial" w:hAnsi="Arial" w:cs="Arial" w:eastAsia="Arial"/>
                 <w:b/>
                 <w:sz w:val="21"/>
               </w:rPr>
@@ -1432,7 +1432,7 @@
             </w:pPr>
             <w:r>
               <w:rPr>
-                <w:rFonts w:ascii="Arial" w:eastAsia="Arial" w:hAnsi="Arial" w:cs="Arial"/>
+                <w:rFonts w:ascii="Arial" w:hAnsi="Arial" w:cs="Arial" w:eastAsia="Arial"/>
                 <w:sz w:val="21"/>
               </w:rPr>
               <w:t>Maintaining the original timestamps, including creation and modification dates and times, when transferring data to the destination cloud.</w:t>
@@ -1457,7 +1457,7 @@
           <w:p>
             <w:r>
               <w:rPr>
-                <w:rFonts w:ascii="Arial" w:eastAsia="Arial" w:hAnsi="Arial" w:cs="Arial"/>
+                <w:rFonts w:ascii="Arial" w:hAnsi="Arial" w:cs="Arial" w:eastAsia="Arial"/>
                 <w:b/>
                 <w:sz w:val="21"/>
               </w:rPr>
@@ -1481,7 +1481,7 @@
             </w:pPr>
             <w:r>
               <w:rPr>
-                <w:rFonts w:ascii="Arial" w:eastAsia="Arial" w:hAnsi="Arial" w:cs="Arial"/>
+                <w:rFonts w:ascii="Arial" w:hAnsi="Arial" w:cs="Arial" w:eastAsia="Arial"/>
                 <w:sz w:val="21"/>
               </w:rPr>
               <w:t>Special characters not supported by the destination cloud will be automatically replaced with underscores (_) or hyphens (-). This ensures that the integrity of the data is maintained during the migration process.</w:t>
@@ -1506,7 +1506,7 @@
           <w:p>
             <w:r>
               <w:rPr>
-                <w:rFonts w:ascii="Arial" w:eastAsia="Arial" w:hAnsi="Arial" w:cs="Arial"/>
+                <w:rFonts w:ascii="Arial" w:hAnsi="Arial" w:cs="Arial" w:eastAsia="Arial"/>
                 <w:b/>
                 <w:sz w:val="21"/>
               </w:rPr>
@@ -1530,7 +1530,7 @@
             </w:pPr>
             <w:r>
               <w:rPr>
-                <w:rFonts w:ascii="Arial" w:eastAsia="Arial" w:hAnsi="Arial" w:cs="Arial"/>
+                <w:rFonts w:ascii="Arial" w:hAnsi="Arial" w:cs="Arial" w:eastAsia="Arial"/>
                 <w:sz w:val="21"/>
               </w:rPr>
               <w:t>The system will automatically prevent the generation of email notifications for collaborations on folders/files originating from the destination cloud.</w:t>
@@ -1555,7 +1555,7 @@
           <w:p>
             <w:r>
               <w:rPr>
-                <w:rFonts w:ascii="Arial" w:eastAsia="Arial" w:hAnsi="Arial" w:cs="Arial"/>
+                <w:rFonts w:ascii="Arial" w:hAnsi="Arial" w:cs="Arial" w:eastAsia="Arial"/>
                 <w:b/>
                 <w:sz w:val="21"/>
               </w:rPr>
@@ -1579,7 +1579,7 @@
             </w:pPr>
             <w:r>
               <w:rPr>
-                <w:rFonts w:ascii="Arial" w:eastAsia="Arial" w:hAnsi="Arial" w:cs="Arial"/>
+                <w:rFonts w:ascii="Arial" w:hAnsi="Arial" w:cs="Arial" w:eastAsia="Arial"/>
                 <w:sz w:val="21"/>
               </w:rPr>
               <w:t>If the destination cloud has a long folder path limitation, the system automatically adjusts the destination's path as per the limitation.</w:t>
@@ -1604,7 +1604,7 @@
           <w:p>
             <w:r>
               <w:rPr>
-                <w:rFonts w:ascii="Arial" w:eastAsia="Arial" w:hAnsi="Arial" w:cs="Arial"/>
+                <w:rFonts w:ascii="Arial" w:hAnsi="Arial" w:cs="Arial" w:eastAsia="Arial"/>
                 <w:b/>
                 <w:sz w:val="21"/>
               </w:rPr>
@@ -1628,7 +1628,7 @@
             </w:pPr>
             <w:r>
               <w:rPr>
-                <w:rFonts w:ascii="Arial" w:eastAsia="Arial" w:hAnsi="Arial" w:cs="Arial"/>
+                <w:rFonts w:ascii="Arial" w:hAnsi="Arial" w:cs="Arial" w:eastAsia="Arial"/>
                 <w:sz w:val="21"/>
               </w:rPr>
               <w:t>Conflicts will be re-</w:t>
@@ -1636,7 +1636,7 @@
             <w:proofErr w:type="gramStart"/>
             <w:r>
               <w:rPr>
-                <w:rFonts w:ascii="Arial" w:eastAsia="Arial" w:hAnsi="Arial" w:cs="Arial"/>
+                <w:rFonts w:ascii="Arial" w:hAnsi="Arial" w:cs="Arial" w:eastAsia="Arial"/>
                 <w:sz w:val="21"/>
               </w:rPr>
               <w:t>tried</w:t>
@@ -1644,7 +1644,7 @@
             <w:proofErr w:type="gramEnd"/>
             <w:r>
               <w:rPr>
-                <w:rFonts w:ascii="Arial" w:eastAsia="Arial" w:hAnsi="Arial" w:cs="Arial"/>
+                <w:rFonts w:ascii="Arial" w:hAnsi="Arial" w:cs="Arial" w:eastAsia="Arial"/>
                 <w:sz w:val="21"/>
               </w:rPr>
               <w:t xml:space="preserve"> three times automatically.</w:t>
@@ -1668,10 +1668,10 @@
   <w:docDefaults>
     <w:rPrDefault>
       <w:rPr>
-        <w:rFonts w:asciiTheme="minorHAnsi" w:eastAsiaTheme="minorEastAsia" w:hAnsiTheme="minorHAnsi" w:cstheme="minorBidi"/>
+        <w:rFonts w:ascii="Arial" w:hAnsi="Arial" w:cs="Arial" w:eastAsia="Arial"/>
         <w:kern w:val="2"/>
-        <w:sz w:val="24"/>
-        <w:szCs w:val="24"/>
+        <w:sz w:val="21"/>
+        <w:szCs w:val="21"/>
         <w:lang w:val="en-IN" w:eastAsia="en-IN" w:bidi="ar-SA"/>
         <w14:ligatures w14:val="standardContextual"/>
       </w:rPr>
@@ -2067,9 +2067,9 @@
       <w:spacing w:line="259" w:lineRule="auto"/>
     </w:pPr>
     <w:rPr>
-      <w:rFonts w:ascii="Calibri" w:eastAsia="Calibri" w:hAnsi="Calibri" w:cs="Calibri"/>
+      <w:rFonts w:ascii="Arial" w:hAnsi="Arial" w:cs="Arial" w:eastAsia="Arial"/>
       <w:color w:val="000000"/>
-      <w:sz w:val="22"/>
+      <w:sz w:val="21"/>
     </w:rPr>
   </w:style>
   <w:style w:type="character" w:default="1" w:styleId="DefaultParagraphFont">
